--- a/Cover_Letters/Shinoy_Sogeti_Test_Automation_Engineer_Cover_Letter.docx
+++ b/Cover_Letters/Shinoy_Sogeti_Test_Automation_Engineer_Cover_Letter.docx
@@ -14,7 +14,7 @@
     </w:p>
     <w:p>
       <w:r>
-        <w:t>September 11, 2026</w:t>
+        <w:t>September 16, 2026</w:t>
       </w:r>
     </w:p>
     <w:p>
@@ -35,12 +35,7 @@
     </w:p>
     <w:p>
       <w:r>
-        <w:t>I have spent over eight years working on QA automation, building frameworks with Java Selenium and TypeScript Playwright. I saw that Sogeti has a large automation community and places a strong emphasis on continuous learning and AI in testing. In my recent work, I have used Gemini Code Assist to streamline test generation and deployment scripts, which matches your focus on exploring GenAI tools for quality engineering.</w:t>
-      </w:r>
-    </w:p>
-    <w:p>
-      <w:r>
-        <w:t>I am based in Amstelveen and looking for a role where I can build reliable test setups and help team members grow their technical skills.</w:t>
+        <w:t>I was drawn to Sogeti because of your strong focus on growth and the vibrant Test Automation community. Throughout my career, I have focused on building reliable test frameworks from scratch and helping teams improve their feedback loops. In my recent work, I transitioned testing suites from Selenium to Playwright TypeScript and integrated AI tools like Gemini Code Assist to generate scripts more efficiently. I enjoy sharing these practices with colleagues and helping teams deliver stable software releases.</w:t>
       </w:r>
     </w:p>
     <w:p>

--- a/Cover_Letters/Shinoy_Sogeti_Test_Automation_Engineer_Cover_Letter.docx
+++ b/Cover_Letters/Shinoy_Sogeti_Test_Automation_Engineer_Cover_Letter.docx
@@ -14,7 +14,7 @@
     </w:p>
     <w:p>
       <w:r>
-        <w:t>September 16, 2026</w:t>
+        <w:t>September 17, 2026</w:t>
       </w:r>
     </w:p>
     <w:p>
@@ -35,7 +35,7 @@
     </w:p>
     <w:p>
       <w:r>
-        <w:t>I was drawn to Sogeti because of your strong focus on growth and the vibrant Test Automation community. Throughout my career, I have focused on building reliable test frameworks from scratch and helping teams improve their feedback loops. In my recent work, I transitioned testing suites from Selenium to Playwright TypeScript and integrated AI tools like Gemini Code Assist to generate scripts more efficiently. I enjoy sharing these practices with colleagues and helping teams deliver stable software releases.</w:t>
+        <w:t>I have spent over eight years building automation frameworks using tools like Java Selenium, BDD Cucumber, and Playwright. I also use Gemini Code Assist to streamline test generation and make QA processes more efficient. Sogeti's focus on test automation and growth stands out to me, and I would be glad to bring my technical background and experience to your Groningen branch.</w:t>
       </w:r>
     </w:p>
     <w:p>

--- a/Cover_Letters/Shinoy_Sogeti_Test_Automation_Engineer_Cover_Letter.docx
+++ b/Cover_Letters/Shinoy_Sogeti_Test_Automation_Engineer_Cover_Letter.docx
@@ -14,7 +14,7 @@
     </w:p>
     <w:p>
       <w:r>
-        <w:t>September 17, 2026</w:t>
+        <w:t>October 09, 2026</w:t>
       </w:r>
     </w:p>
     <w:p>
@@ -35,7 +35,12 @@
     </w:p>
     <w:p>
       <w:r>
-        <w:t>I have spent over eight years building automation frameworks using tools like Java Selenium, BDD Cucumber, and Playwright. I also use Gemini Code Assist to streamline test generation and make QA processes more efficient. Sogeti's focus on test automation and growth stands out to me, and I would be glad to bring my technical background and experience to your Groningen branch.</w:t>
+        <w:t>I was drawn to Sogeti because of your strong focus on community, knowledge sharing, and test automation. In my recent work at Tata Consultancy Services, I migrated a Selenium framework to TypeScript Playwright for microservices workflows, increasing execution efficiency by 20 percent. I also set up automated regression builds in Jenkins and used Terraform and AWS to manage test environments.</w:t>
+      </w:r>
+    </w:p>
+    <w:p>
+      <w:r>
+        <w:t>I am also interested in how AI fits into modern testing practices. In my recent projects, I have used Gemini Code Assist to write and refine test generation scripts, which helped cut down manual scripting time. I enjoy working closely with product owners and developers to build sustainable automation strategies and clear feedback loops.</w:t>
       </w:r>
     </w:p>
     <w:p>
